--- a/out/PPK_v5.1_Eps1-10.docx
+++ b/out/PPK_v5.1_Eps1-10.docx
@@ -398,7 +398,7 @@
     </w:p>
     <w:p>
       <w:r>
-        <w:t>certificate നാളെ വന്ന് വാങ്ങിക്കോളാൻ officer പറഞ്ഞു. പുറത്തിറങ്ങിയതും അലീന ആന്റണിയെ പിടിച്ചു നിർത്തി. “ആന്റണീ.. ആരാ ഇപ്പൊ വന്നിട്ട് പോയവര്?” ആന്റണി ഒന്നു ചിരിച്ചു. “തന്റെ fans.” fans-ഓ? കളിക്കാതെ കാര്യം പറ ആന്റണീ. ആന്റണി അതിന് മറുപടി പറഞ്ഞില്ല. വാ, നേരം പോകുന്നു. certificate നാളെ വാങ്ങാം. അതിനു മുമ്പ് നാട്ടിലേക്കുള്ള ticket എടുക്കണം. അലീന പിന്നാലെ ചെന്നു. ticket-ന്റെ കാശ് ഞാൻ തരാം കേട്ടോ. ആന്റണി തിരിഞ്ഞു നോക്കാതെ കൈ വീശി. അതൊക്കെ പിന്നെ.</w:t>
+        <w:t>certificate നാളെ വന്ന് വാങ്ങിക്കോളാൻ officer പറഞ്ഞു. പുറത്തിറങ്ങിയതും അലീന ആന്റണിയെ പിടിച്ചു നിർത്തി. “ആന്റണീ.. ആരാ ഇപ്പൊ വന്നിട്ട് പോയവര്?” ആന്റണി ഒന്നു ചിരിച്ചു. “തന്റെ fans.” വാ, നേരം പോകുന്നു. certificate നമുക്ക് നാളെ വന്ന് വാങ്ങാം. അതിനു മുമ്പ് നാട്ടിലേക്കുള്ള ticket എടുക്കണം. അലീന പിന്നാലെ ചെന്നു. ticket-ന്റെ കാശ് ഞാൻ തരാം കേട്ടോ. ആന്റണി തിരിഞ്ഞു നോക്കാതെ കൈ വീശി. അതൊക്കെ നമുക്ക് പിന്നെ നോക്കാം.</w:t>
       </w:r>
     </w:p>
     <w:p>
